--- a/cx360/docs/CX360-IT-Rehearsal-Guide.docx
+++ b/cx360/docs/CX360-IT-Rehearsal-Guide.docx
@@ -998,19 +998,19 @@
               <w:jc w:val="left"/>
             </w:pPr>
             <w:r>
-              <w:t xml:space="preserve">A second machine or share for backup copies</w:t>
-            </w:r>
-          </w:p>
-        </w:tc>
-        <w:tc>
-          <w:tcPr/>
-          <w:p>
-            <w:pPr>
-              <w:pStyle w:val="Compact"/>
-              <w:jc w:val="left"/>
-            </w:pPr>
-            <w:r>
-              <w:t xml:space="preserve">A backup on the same server is not a backup.</w:t>
+              <w:t xml:space="preserve">A second machine or share for backup copies. Plan for at least 20 GB, more if agents attach many files</w:t>
+            </w:r>
+          </w:p>
+        </w:tc>
+        <w:tc>
+          <w:tcPr/>
+          <w:p>
+            <w:pPr>
+              <w:pStyle w:val="Compact"/>
+              <w:jc w:val="left"/>
+            </w:pPr>
+            <w:r>
+              <w:t xml:space="preserve">A backup on the same server is not a backup. Email attachments (up to 4 MB per email) are stored in the database for 30 days and are included in the backup.</w:t>
             </w:r>
           </w:p>
         </w:tc>
@@ -3607,6 +3607,420 @@
           </w:p>
         </w:tc>
       </w:tr>
+      <w:tr>
+        <w:tc>
+          <w:tcPr/>
+          <w:p>
+            <w:pPr>
+              <w:pStyle w:val="Compact"/>
+              <w:jc w:val="left"/>
+            </w:pPr>
+            <w:r>
+              <w:t xml:space="preserve">15</w:t>
+            </w:r>
+          </w:p>
+        </w:tc>
+        <w:tc>
+          <w:tcPr/>
+          <w:p>
+            <w:pPr>
+              <w:pStyle w:val="Compact"/>
+              <w:jc w:val="left"/>
+            </w:pPr>
+            <w:r>
+              <w:t xml:space="preserve">Signature</w:t>
+            </w:r>
+          </w:p>
+        </w:tc>
+        <w:tc>
+          <w:tcPr/>
+          <w:p>
+            <w:pPr>
+              <w:pStyle w:val="Compact"/>
+              <w:jc w:val="left"/>
+            </w:pPr>
+            <w:r>
+              <w:t xml:space="preserve">Admin → Messages &amp; signature: set bank name and survey link, Save. Agent sends an email reply from the Inbox</w:t>
+            </w:r>
+          </w:p>
+        </w:tc>
+        <w:tc>
+          <w:tcPr/>
+          <w:p>
+            <w:pPr>
+              <w:pStyle w:val="Compact"/>
+              <w:jc w:val="left"/>
+            </w:pPr>
+            <w:r>
+              <w:t xml:space="preserve">Email arrives with the thank-you lines, agent name and a clickable survey link</w:t>
+            </w:r>
+          </w:p>
+        </w:tc>
+        <w:tc>
+          <w:tcPr/>
+          <w:p>
+            <w:pPr>
+              <w:pStyle w:val="Compact"/>
+              <w:jc w:val="left"/>
+            </w:pPr>
+            <w:r>
+              <w:t xml:space="preserve">☐</w:t>
+            </w:r>
+          </w:p>
+        </w:tc>
+      </w:tr>
+      <w:tr>
+        <w:tc>
+          <w:tcPr/>
+          <w:p>
+            <w:pPr>
+              <w:pStyle w:val="Compact"/>
+              <w:jc w:val="left"/>
+            </w:pPr>
+            <w:r>
+              <w:t xml:space="preserve">16</w:t>
+            </w:r>
+          </w:p>
+        </w:tc>
+        <w:tc>
+          <w:tcPr/>
+          <w:p>
+            <w:pPr>
+              <w:pStyle w:val="Compact"/>
+              <w:jc w:val="left"/>
+            </w:pPr>
+            <w:r>
+              <w:t xml:space="preserve">Auto-reply</w:t>
+            </w:r>
+          </w:p>
+        </w:tc>
+        <w:tc>
+          <w:tcPr/>
+          <w:p>
+            <w:pPr>
+              <w:pStyle w:val="Compact"/>
+              <w:jc w:val="left"/>
+            </w:pPr>
+            <w:r>
+              <w:t xml:space="preserve">Switch on the Email auto-reply. Send a mail to the CX360 mailbox from a personal address, twice within a few minutes</w:t>
+            </w:r>
+          </w:p>
+        </w:tc>
+        <w:tc>
+          <w:tcPr/>
+          <w:p>
+            <w:pPr>
+              <w:pStyle w:val="Compact"/>
+              <w:jc w:val="left"/>
+            </w:pPr>
+            <w:r>
+              <w:t xml:space="preserve">One automatic reply only (second message inside the cooldown gets none)</w:t>
+            </w:r>
+          </w:p>
+        </w:tc>
+        <w:tc>
+          <w:tcPr/>
+          <w:p>
+            <w:pPr>
+              <w:pStyle w:val="Compact"/>
+              <w:jc w:val="left"/>
+            </w:pPr>
+            <w:r>
+              <w:t xml:space="preserve">☐</w:t>
+            </w:r>
+          </w:p>
+        </w:tc>
+      </w:tr>
+      <w:tr>
+        <w:tc>
+          <w:tcPr/>
+          <w:p>
+            <w:pPr>
+              <w:pStyle w:val="Compact"/>
+              <w:jc w:val="left"/>
+            </w:pPr>
+            <w:r>
+              <w:t xml:space="preserve">17</w:t>
+            </w:r>
+          </w:p>
+        </w:tc>
+        <w:tc>
+          <w:tcPr/>
+          <w:p>
+            <w:pPr>
+              <w:pStyle w:val="Compact"/>
+              <w:jc w:val="left"/>
+            </w:pPr>
+            <w:r>
+              <w:t xml:space="preserve">New email + attachment</w:t>
+            </w:r>
+          </w:p>
+        </w:tc>
+        <w:tc>
+          <w:tcPr/>
+          <w:p>
+            <w:pPr>
+              <w:pStyle w:val="Compact"/>
+              <w:jc w:val="left"/>
+            </w:pPr>
+            <w:r>
+              <w:t xml:space="preserve">Inbox → envelope button: send to a test address with a 1 MB PDF attached</w:t>
+            </w:r>
+          </w:p>
+        </w:tc>
+        <w:tc>
+          <w:tcPr/>
+          <w:p>
+            <w:pPr>
+              <w:pStyle w:val="Compact"/>
+              <w:jc w:val="left"/>
+            </w:pPr>
+            <w:r>
+              <w:t xml:space="preserve">Mail arrives with the PDF; message shows under System health → Email queue as sent</w:t>
+            </w:r>
+          </w:p>
+        </w:tc>
+        <w:tc>
+          <w:tcPr/>
+          <w:p>
+            <w:pPr>
+              <w:pStyle w:val="Compact"/>
+              <w:jc w:val="left"/>
+            </w:pPr>
+            <w:r>
+              <w:t xml:space="preserve">☐</w:t>
+            </w:r>
+          </w:p>
+        </w:tc>
+      </w:tr>
+      <w:tr>
+        <w:tc>
+          <w:tcPr/>
+          <w:p>
+            <w:pPr>
+              <w:pStyle w:val="Compact"/>
+              <w:jc w:val="left"/>
+            </w:pPr>
+            <w:r>
+              <w:t xml:space="preserve">18</w:t>
+            </w:r>
+          </w:p>
+        </w:tc>
+        <w:tc>
+          <w:tcPr/>
+          <w:p>
+            <w:pPr>
+              <w:pStyle w:val="Compact"/>
+              <w:jc w:val="left"/>
+            </w:pPr>
+            <w:r>
+              <w:t xml:space="preserve">Attachment limits</w:t>
+            </w:r>
+          </w:p>
+        </w:tc>
+        <w:tc>
+          <w:tcPr/>
+          <w:p>
+            <w:pPr>
+              <w:pStyle w:val="Compact"/>
+              <w:jc w:val="left"/>
+            </w:pPr>
+            <w:r>
+              <w:t xml:space="preserve">Try a 5 MB file and a</w:t>
+            </w:r>
+            <w:r>
+              <w:t xml:space="preserve"> </w:t>
+            </w:r>
+            <w:r>
+              <w:rPr>
+                <w:rStyle w:val="VerbatimChar"/>
+              </w:rPr>
+              <w:t xml:space="preserve">.exe</w:t>
+            </w:r>
+          </w:p>
+        </w:tc>
+        <w:tc>
+          <w:tcPr/>
+          <w:p>
+            <w:pPr>
+              <w:pStyle w:val="Compact"/>
+              <w:jc w:val="left"/>
+            </w:pPr>
+            <w:r>
+              <w:t xml:space="preserve">Both refused with a clear message</w:t>
+            </w:r>
+          </w:p>
+        </w:tc>
+        <w:tc>
+          <w:tcPr/>
+          <w:p>
+            <w:pPr>
+              <w:pStyle w:val="Compact"/>
+              <w:jc w:val="left"/>
+            </w:pPr>
+            <w:r>
+              <w:t xml:space="preserve">☐</w:t>
+            </w:r>
+          </w:p>
+        </w:tc>
+      </w:tr>
+      <w:tr>
+        <w:tc>
+          <w:tcPr/>
+          <w:p>
+            <w:pPr>
+              <w:pStyle w:val="Compact"/>
+              <w:jc w:val="left"/>
+            </w:pPr>
+            <w:r>
+              <w:t xml:space="preserve">19</w:t>
+            </w:r>
+          </w:p>
+        </w:tc>
+        <w:tc>
+          <w:tcPr/>
+          <w:p>
+            <w:pPr>
+              <w:pStyle w:val="Compact"/>
+              <w:jc w:val="left"/>
+            </w:pPr>
+            <w:r>
+              <w:t xml:space="preserve">Registered line</w:t>
+            </w:r>
+          </w:p>
+        </w:tc>
+        <w:tc>
+          <w:tcPr/>
+          <w:p>
+            <w:pPr>
+              <w:pStyle w:val="Compact"/>
+              <w:jc w:val="left"/>
+            </w:pPr>
+            <w:r>
+              <w:t xml:space="preserve">Log a ticket and untick</w:t>
+            </w:r>
+            <w:r>
+              <w:t xml:space="preserve"> </w:t>
+            </w:r>
+            <w:r>
+              <w:t xml:space="preserve">“</w:t>
+            </w:r>
+            <w:r>
+              <w:t xml:space="preserve">registered line</w:t>
+            </w:r>
+            <w:r>
+              <w:t xml:space="preserve">”</w:t>
+            </w:r>
+            <w:r>
+              <w:t xml:space="preserve">, type another number</w:t>
+            </w:r>
+          </w:p>
+        </w:tc>
+        <w:tc>
+          <w:tcPr/>
+          <w:p>
+            <w:pPr>
+              <w:pStyle w:val="Compact"/>
+              <w:jc w:val="left"/>
+            </w:pPr>
+            <w:r>
+              <w:t xml:space="preserve">Ticket shows</w:t>
+            </w:r>
+            <w:r>
+              <w:t xml:space="preserve"> </w:t>
+            </w:r>
+            <w:r>
+              <w:t xml:space="preserve">“</w:t>
+            </w:r>
+            <w:r>
+              <w:t xml:space="preserve">Not on registered line</w:t>
+            </w:r>
+            <w:r>
+              <w:t xml:space="preserve">”</w:t>
+            </w:r>
+            <w:r>
+              <w:t xml:space="preserve"> </w:t>
+            </w:r>
+            <w:r>
+              <w:t xml:space="preserve">and the number used</w:t>
+            </w:r>
+          </w:p>
+        </w:tc>
+        <w:tc>
+          <w:tcPr/>
+          <w:p>
+            <w:pPr>
+              <w:pStyle w:val="Compact"/>
+              <w:jc w:val="left"/>
+            </w:pPr>
+            <w:r>
+              <w:t xml:space="preserve">☐</w:t>
+            </w:r>
+          </w:p>
+        </w:tc>
+      </w:tr>
+      <w:tr>
+        <w:tc>
+          <w:tcPr/>
+          <w:p>
+            <w:pPr>
+              <w:pStyle w:val="Compact"/>
+              <w:jc w:val="left"/>
+            </w:pPr>
+            <w:r>
+              <w:t xml:space="preserve">20</w:t>
+            </w:r>
+          </w:p>
+        </w:tc>
+        <w:tc>
+          <w:tcPr/>
+          <w:p>
+            <w:pPr>
+              <w:pStyle w:val="Compact"/>
+              <w:jc w:val="left"/>
+            </w:pPr>
+            <w:r>
+              <w:t xml:space="preserve">Failure retry</w:t>
+            </w:r>
+          </w:p>
+        </w:tc>
+        <w:tc>
+          <w:tcPr/>
+          <w:p>
+            <w:pPr>
+              <w:pStyle w:val="Compact"/>
+              <w:jc w:val="left"/>
+            </w:pPr>
+            <w:r>
+              <w:t xml:space="preserve">Disconnect the server from the internet for 2 minutes, send an email with an attachment, reconnect</w:t>
+            </w:r>
+          </w:p>
+        </w:tc>
+        <w:tc>
+          <w:tcPr/>
+          <w:p>
+            <w:pPr>
+              <w:pStyle w:val="Compact"/>
+              <w:jc w:val="left"/>
+            </w:pPr>
+            <w:r>
+              <w:t xml:space="preserve">Email shows waiting, then is delivered with its attachment</w:t>
+            </w:r>
+          </w:p>
+        </w:tc>
+        <w:tc>
+          <w:tcPr/>
+          <w:p>
+            <w:pPr>
+              <w:pStyle w:val="Compact"/>
+              <w:jc w:val="left"/>
+            </w:pPr>
+            <w:r>
+              <w:t xml:space="preserve">☐</w:t>
+            </w:r>
+          </w:p>
+        </w:tc>
+      </w:tr>
     </w:tbl>
     <w:bookmarkEnd w:id="27"/>
     <w:bookmarkStart w:id="28" w:name="X2b00d80f4addb7b57dc4fbb632d62bd97d408de"/>
@@ -7637,6 +8051,313 @@
       </w:r>
     </w:p>
     <w:bookmarkEnd w:id="37"/>
+    <w:bookmarkStart w:id="38" w:name="appendix-d-security-measures-built-in"/>
+    <w:p>
+      <w:pPr>
+        <w:pStyle w:val="Heading1"/>
+      </w:pPr>
+      <w:r>
+        <w:t xml:space="preserve">Appendix D — Security measures built in</w:t>
+      </w:r>
+    </w:p>
+    <w:tbl>
+      <w:tblPr>
+        <w:tblStyle w:val="Table"/>
+        <w:tblW w:type="pct" w:w="5000"/>
+        <w:tblLook w:firstRow="1" w:lastRow="0" w:firstColumn="0" w:lastColumn="0" w:noHBand="0" w:noVBand="0" w:val="0020"/>
+        <w:jc w:val="start"/>
+      </w:tblPr>
+      <w:tblGrid>
+        <w:gridCol w:w="3960"/>
+        <w:gridCol w:w="3960"/>
+      </w:tblGrid>
+      <w:tr>
+        <w:trPr>
+          <w:tblHeader w:val="true"/>
+        </w:trPr>
+        <w:tc>
+          <w:tcPr/>
+          <w:p>
+            <w:pPr>
+              <w:pStyle w:val="Compact"/>
+              <w:jc w:val="left"/>
+            </w:pPr>
+            <w:r>
+              <w:t xml:space="preserve">Area</w:t>
+            </w:r>
+          </w:p>
+        </w:tc>
+        <w:tc>
+          <w:tcPr/>
+          <w:p>
+            <w:pPr>
+              <w:pStyle w:val="Compact"/>
+              <w:jc w:val="left"/>
+            </w:pPr>
+            <w:r>
+              <w:t xml:space="preserve">What is in place</w:t>
+            </w:r>
+          </w:p>
+        </w:tc>
+      </w:tr>
+      <w:tr>
+        <w:tc>
+          <w:tcPr/>
+          <w:p>
+            <w:pPr>
+              <w:pStyle w:val="Compact"/>
+              <w:jc w:val="left"/>
+            </w:pPr>
+            <w:r>
+              <w:t xml:space="preserve">Sign-in</w:t>
+            </w:r>
+          </w:p>
+        </w:tc>
+        <w:tc>
+          <w:tcPr/>
+          <w:p>
+            <w:pPr>
+              <w:pStyle w:val="Compact"/>
+              <w:jc w:val="left"/>
+            </w:pPr>
+            <w:r>
+              <w:t xml:space="preserve">Passwords must be strong; five wrong attempts pause the account for 15 minutes; new and reset accounts must change the password at first sign-in</w:t>
+            </w:r>
+          </w:p>
+        </w:tc>
+      </w:tr>
+      <w:tr>
+        <w:tc>
+          <w:tcPr/>
+          <w:p>
+            <w:pPr>
+              <w:pStyle w:val="Compact"/>
+              <w:jc w:val="left"/>
+            </w:pPr>
+            <w:r>
+              <w:t xml:space="preserve">Browser protection</w:t>
+            </w:r>
+          </w:p>
+        </w:tc>
+        <w:tc>
+          <w:tcPr/>
+          <w:p>
+            <w:pPr>
+              <w:pStyle w:val="Compact"/>
+              <w:jc w:val="left"/>
+            </w:pPr>
+            <w:r>
+              <w:t xml:space="preserve">Page cannot be shown inside another site, no plug-ins, forms post only to CX360, HTTPS enforced (HSTS), server name hidden</w:t>
+            </w:r>
+          </w:p>
+        </w:tc>
+      </w:tr>
+      <w:tr>
+        <w:tc>
+          <w:tcPr/>
+          <w:p>
+            <w:pPr>
+              <w:pStyle w:val="Compact"/>
+              <w:jc w:val="left"/>
+            </w:pPr>
+            <w:r>
+              <w:t xml:space="preserve">Webhooks</w:t>
+            </w:r>
+          </w:p>
+        </w:tc>
+        <w:tc>
+          <w:tcPr/>
+          <w:p>
+            <w:pPr>
+              <w:pStyle w:val="Compact"/>
+              <w:jc w:val="left"/>
+            </w:pPr>
+            <w:r>
+              <w:t xml:space="preserve">Meta and X messages are signature-checked; email, SMS-reply and call-log webhooks need the shared token</w:t>
+            </w:r>
+          </w:p>
+        </w:tc>
+      </w:tr>
+      <w:tr>
+        <w:tc>
+          <w:tcPr/>
+          <w:p>
+            <w:pPr>
+              <w:pStyle w:val="Compact"/>
+              <w:jc w:val="left"/>
+            </w:pPr>
+            <w:r>
+              <w:t xml:space="preserve">Secrets</w:t>
+            </w:r>
+          </w:p>
+        </w:tc>
+        <w:tc>
+          <w:tcPr/>
+          <w:p>
+            <w:pPr>
+              <w:pStyle w:val="Compact"/>
+              <w:jc w:val="left"/>
+            </w:pPr>
+            <w:r>
+              <w:t xml:space="preserve">Gateway and channel secrets live only in</w:t>
+            </w:r>
+            <w:r>
+              <w:t xml:space="preserve"> </w:t>
+            </w:r>
+            <w:r>
+              <w:rPr>
+                <w:rStyle w:val="VerbatimChar"/>
+              </w:rPr>
+              <w:t xml:space="preserve">.env.production</w:t>
+            </w:r>
+            <w:r>
+              <w:t xml:space="preserve">; saved X tokens are encrypted in the database</w:t>
+            </w:r>
+          </w:p>
+        </w:tc>
+      </w:tr>
+      <w:tr>
+        <w:tc>
+          <w:tcPr/>
+          <w:p>
+            <w:pPr>
+              <w:pStyle w:val="Compact"/>
+              <w:jc w:val="left"/>
+            </w:pPr>
+            <w:r>
+              <w:t xml:space="preserve">Email attachments</w:t>
+            </w:r>
+          </w:p>
+        </w:tc>
+        <w:tc>
+          <w:tcPr/>
+          <w:p>
+            <w:pPr>
+              <w:pStyle w:val="Compact"/>
+              <w:jc w:val="left"/>
+            </w:pPr>
+            <w:r>
+              <w:t xml:space="preserve">Max 3 files, 3 MB each, 4 MB total; programs and scripts (</w:t>
+            </w:r>
+            <w:r>
+              <w:rPr>
+                <w:rStyle w:val="VerbatimChar"/>
+              </w:rPr>
+              <w:t xml:space="preserve">.exe</w:t>
+            </w:r>
+            <w:r>
+              <w:t xml:space="preserve">,</w:t>
+            </w:r>
+            <w:r>
+              <w:t xml:space="preserve"> </w:t>
+            </w:r>
+            <w:r>
+              <w:rPr>
+                <w:rStyle w:val="VerbatimChar"/>
+              </w:rPr>
+              <w:t xml:space="preserve">.bat</w:t>
+            </w:r>
+            <w:r>
+              <w:t xml:space="preserve">,</w:t>
+            </w:r>
+            <w:r>
+              <w:t xml:space="preserve"> </w:t>
+            </w:r>
+            <w:r>
+              <w:rPr>
+                <w:rStyle w:val="VerbatimChar"/>
+              </w:rPr>
+              <w:t xml:space="preserve">.js</w:t>
+            </w:r>
+            <w:r>
+              <w:t xml:space="preserve"> </w:t>
+            </w:r>
+            <w:r>
+              <w:t xml:space="preserve">…) refused; files are never opened or served back to browsers; deleted after 30 days</w:t>
+            </w:r>
+          </w:p>
+        </w:tc>
+      </w:tr>
+      <w:tr>
+        <w:tc>
+          <w:tcPr/>
+          <w:p>
+            <w:pPr>
+              <w:pStyle w:val="Compact"/>
+              <w:jc w:val="left"/>
+            </w:pPr>
+            <w:r>
+              <w:t xml:space="preserve">Abuse limits</w:t>
+            </w:r>
+          </w:p>
+        </w:tc>
+        <w:tc>
+          <w:tcPr/>
+          <w:p>
+            <w:pPr>
+              <w:pStyle w:val="Compact"/>
+              <w:jc w:val="left"/>
+            </w:pPr>
+            <w:r>
+              <w:t xml:space="preserve">Per-person limits on uploads, new emails and replies; automatic replies capped at once per customer per cooldown and 300 an hour in total; robot addresses (no-reply, mailer-daemon) never get one</w:t>
+            </w:r>
+          </w:p>
+        </w:tc>
+      </w:tr>
+      <w:tr>
+        <w:tc>
+          <w:tcPr/>
+          <w:p>
+            <w:pPr>
+              <w:pStyle w:val="Compact"/>
+              <w:jc w:val="left"/>
+            </w:pPr>
+            <w:r>
+              <w:t xml:space="preserve">Audit</w:t>
+            </w:r>
+          </w:p>
+        </w:tc>
+        <w:tc>
+          <w:tcPr/>
+          <w:p>
+            <w:pPr>
+              <w:pStyle w:val="Compact"/>
+              <w:jc w:val="left"/>
+            </w:pPr>
+            <w:r>
+              <w:t xml:space="preserve">Settings changes (including signature and auto-replies) are written to the audit trail</w:t>
+            </w:r>
+          </w:p>
+        </w:tc>
+      </w:tr>
+      <w:tr>
+        <w:tc>
+          <w:tcPr/>
+          <w:p>
+            <w:pPr>
+              <w:pStyle w:val="Compact"/>
+              <w:jc w:val="left"/>
+            </w:pPr>
+            <w:r>
+              <w:t xml:space="preserve">Database</w:t>
+            </w:r>
+          </w:p>
+        </w:tc>
+        <w:tc>
+          <w:tcPr/>
+          <w:p>
+            <w:pPr>
+              <w:pStyle w:val="Compact"/>
+              <w:jc w:val="left"/>
+            </w:pPr>
+            <w:r>
+              <w:t xml:space="preserve">Never exposed outside the server; backups kept 14 days</w:t>
+            </w:r>
+          </w:p>
+        </w:tc>
+      </w:tr>
+    </w:tbl>
+    <w:bookmarkEnd w:id="38"/>
     <w:sectPr/>
   </w:body>
 </w:document>
